--- a/Logs_Doc/Log_Transformers.docx
+++ b/Logs_Doc/Log_Transformers.docx
@@ -1760,7 +1760,7 @@
           <w:sz w:val="24"/>
           <w:szCs w:val="24"/>
         </w:rPr>
-        <w:t xml:space="preserve">The objective of this </w:t>
+        <w:t xml:space="preserve">This </w:t>
       </w:r>
       <w:r>
         <w:rPr>
@@ -1776,7 +1776,119 @@
           <w:sz w:val="24"/>
           <w:szCs w:val="24"/>
         </w:rPr>
-        <w:t xml:space="preserve"> is to use a BERT-based transformer model to classify false news using the LIAR dataset. The model is trained to detect different levels of truthfulness in statements. The biggest challenges include handling imbalanced classes, selecting the optimal hyperparameters, and interpreting the model's predictions.</w:t>
+        <w:t xml:space="preserve"> </w:t>
+      </w:r>
+      <w:r>
+        <w:rPr>
+          <w:rFonts w:ascii="Times New Roman" w:hAnsi="Times New Roman" w:cs="Times New Roman"/>
+          <w:sz w:val="24"/>
+          <w:szCs w:val="24"/>
+        </w:rPr>
+        <w:t xml:space="preserve">focuses on </w:t>
+      </w:r>
+      <w:r>
+        <w:rPr>
+          <w:rFonts w:ascii="Times New Roman" w:hAnsi="Times New Roman" w:cs="Times New Roman"/>
+          <w:sz w:val="24"/>
+          <w:szCs w:val="24"/>
+        </w:rPr>
+        <w:t>classify</w:t>
+      </w:r>
+      <w:r>
+        <w:rPr>
+          <w:rFonts w:ascii="Times New Roman" w:hAnsi="Times New Roman" w:cs="Times New Roman"/>
+          <w:sz w:val="24"/>
+          <w:szCs w:val="24"/>
+        </w:rPr>
+        <w:t>ing</w:t>
+      </w:r>
+      <w:r>
+        <w:rPr>
+          <w:rFonts w:ascii="Times New Roman" w:hAnsi="Times New Roman" w:cs="Times New Roman"/>
+          <w:sz w:val="24"/>
+          <w:szCs w:val="24"/>
+        </w:rPr>
+        <w:t xml:space="preserve"> false news using the LIAR dataset</w:t>
+      </w:r>
+      <w:r>
+        <w:rPr>
+          <w:rFonts w:ascii="Times New Roman" w:hAnsi="Times New Roman" w:cs="Times New Roman"/>
+          <w:sz w:val="24"/>
+          <w:szCs w:val="24"/>
+        </w:rPr>
+        <w:t xml:space="preserve"> with </w:t>
+      </w:r>
+      <w:r>
+        <w:rPr>
+          <w:rFonts w:ascii="Times New Roman" w:hAnsi="Times New Roman" w:cs="Times New Roman"/>
+          <w:sz w:val="24"/>
+          <w:szCs w:val="24"/>
+        </w:rPr>
+        <w:t xml:space="preserve">a BERT-based transformer model. The model is trained to </w:t>
+      </w:r>
+      <w:r>
+        <w:rPr>
+          <w:rFonts w:ascii="Times New Roman" w:hAnsi="Times New Roman" w:cs="Times New Roman"/>
+          <w:sz w:val="24"/>
+          <w:szCs w:val="24"/>
+        </w:rPr>
+        <w:t>distinguish different</w:t>
+      </w:r>
+      <w:r>
+        <w:rPr>
+          <w:rFonts w:ascii="Times New Roman" w:hAnsi="Times New Roman" w:cs="Times New Roman"/>
+          <w:sz w:val="24"/>
+          <w:szCs w:val="24"/>
+        </w:rPr>
+        <w:t xml:space="preserve"> levels of truthfulness in statements. </w:t>
+      </w:r>
+      <w:r>
+        <w:rPr>
+          <w:rFonts w:ascii="Times New Roman" w:hAnsi="Times New Roman" w:cs="Times New Roman"/>
+          <w:sz w:val="24"/>
+          <w:szCs w:val="24"/>
+        </w:rPr>
+        <w:t>Some of the</w:t>
+      </w:r>
+      <w:r>
+        <w:rPr>
+          <w:rFonts w:ascii="Times New Roman" w:hAnsi="Times New Roman" w:cs="Times New Roman"/>
+          <w:sz w:val="24"/>
+          <w:szCs w:val="24"/>
+        </w:rPr>
+        <w:t xml:space="preserve"> challeng</w:t>
+      </w:r>
+      <w:r>
+        <w:rPr>
+          <w:rFonts w:ascii="Times New Roman" w:hAnsi="Times New Roman" w:cs="Times New Roman"/>
+          <w:sz w:val="24"/>
+          <w:szCs w:val="24"/>
+        </w:rPr>
+        <w:t>ing parts are</w:t>
+      </w:r>
+      <w:r>
+        <w:rPr>
+          <w:rFonts w:ascii="Times New Roman" w:hAnsi="Times New Roman" w:cs="Times New Roman"/>
+          <w:sz w:val="24"/>
+          <w:szCs w:val="24"/>
+        </w:rPr>
+        <w:t xml:space="preserve"> handling imbalanced classes, selecting the optimal hyperparameters, and </w:t>
+      </w:r>
+      <w:r>
+        <w:rPr>
+          <w:rFonts w:ascii="Times New Roman" w:hAnsi="Times New Roman" w:cs="Times New Roman"/>
+          <w:sz w:val="24"/>
+          <w:szCs w:val="24"/>
+        </w:rPr>
+        <w:t>to interpret</w:t>
+      </w:r>
+      <w:r>
+        <w:rPr>
+          <w:rFonts w:ascii="Times New Roman" w:hAnsi="Times New Roman" w:cs="Times New Roman"/>
+          <w:sz w:val="24"/>
+          <w:szCs w:val="24"/>
+        </w:rPr>
+        <w:t xml:space="preserve"> the model's predictions.</w:t>
       </w:r>
     </w:p>
     <w:p>
@@ -1847,12 +1959,92 @@
           <w:sz w:val="24"/>
           <w:szCs w:val="24"/>
         </w:rPr>
-        <w:t>The LIAR dataset contains truth-labeled political statements in several categories of truthfulness. The dataset contains textual statements, metadata, and the respective truth labels. Preprocessing includes text tokenization and label encoding to make the data BERT-compatible.</w:t>
-      </w:r>
-    </w:p>
-    <w:p>
-      <w:pPr>
-        <w:spacing w:after="0" w:line="276" w:lineRule="auto"/>
+        <w:t xml:space="preserve">The LIAR dataset </w:t>
+      </w:r>
+      <w:r>
+        <w:rPr>
+          <w:rFonts w:ascii="Times New Roman" w:hAnsi="Times New Roman" w:cs="Times New Roman"/>
+          <w:sz w:val="24"/>
+          <w:szCs w:val="24"/>
+        </w:rPr>
+        <w:t>consists of</w:t>
+      </w:r>
+      <w:r>
+        <w:rPr>
+          <w:rFonts w:ascii="Times New Roman" w:hAnsi="Times New Roman" w:cs="Times New Roman"/>
+          <w:sz w:val="24"/>
+          <w:szCs w:val="24"/>
+        </w:rPr>
+        <w:t xml:space="preserve"> truth-labeled political statements in </w:t>
+      </w:r>
+      <w:r>
+        <w:rPr>
+          <w:rFonts w:ascii="Times New Roman" w:hAnsi="Times New Roman" w:cs="Times New Roman"/>
+          <w:sz w:val="24"/>
+          <w:szCs w:val="24"/>
+        </w:rPr>
+        <w:t>different</w:t>
+      </w:r>
+      <w:r>
+        <w:rPr>
+          <w:rFonts w:ascii="Times New Roman" w:hAnsi="Times New Roman" w:cs="Times New Roman"/>
+          <w:sz w:val="24"/>
+          <w:szCs w:val="24"/>
+        </w:rPr>
+        <w:t xml:space="preserve"> categories of truthfulness. Th</w:t>
+      </w:r>
+      <w:r>
+        <w:rPr>
+          <w:rFonts w:ascii="Times New Roman" w:hAnsi="Times New Roman" w:cs="Times New Roman"/>
+          <w:sz w:val="24"/>
+          <w:szCs w:val="24"/>
+        </w:rPr>
+        <w:t>is</w:t>
+      </w:r>
+      <w:r>
+        <w:rPr>
+          <w:rFonts w:ascii="Times New Roman" w:hAnsi="Times New Roman" w:cs="Times New Roman"/>
+          <w:sz w:val="24"/>
+          <w:szCs w:val="24"/>
+        </w:rPr>
+        <w:t xml:space="preserve"> dataset contains textual statements, metadata, and the respective truth labels. </w:t>
+      </w:r>
+      <w:r>
+        <w:rPr>
+          <w:rFonts w:ascii="Times New Roman" w:hAnsi="Times New Roman" w:cs="Times New Roman"/>
+          <w:sz w:val="24"/>
+          <w:szCs w:val="24"/>
+        </w:rPr>
+        <w:t xml:space="preserve">Data </w:t>
+      </w:r>
+      <w:r>
+        <w:rPr>
+          <w:rFonts w:ascii="Times New Roman" w:hAnsi="Times New Roman" w:cs="Times New Roman"/>
+          <w:sz w:val="24"/>
+          <w:szCs w:val="24"/>
+        </w:rPr>
+        <w:t xml:space="preserve">Preprocessing </w:t>
+      </w:r>
+      <w:r>
+        <w:rPr>
+          <w:rFonts w:ascii="Times New Roman" w:hAnsi="Times New Roman" w:cs="Times New Roman"/>
+          <w:sz w:val="24"/>
+          <w:szCs w:val="24"/>
+        </w:rPr>
+        <w:t>consists of tasks such as</w:t>
+      </w:r>
+      <w:r>
+        <w:rPr>
+          <w:rFonts w:ascii="Times New Roman" w:hAnsi="Times New Roman" w:cs="Times New Roman"/>
+          <w:sz w:val="24"/>
+          <w:szCs w:val="24"/>
+        </w:rPr>
+        <w:t xml:space="preserve"> text tokenization and label encoding to make the data BERT-compatible.</w:t>
+      </w:r>
+    </w:p>
+    <w:p>
+      <w:pPr>
+        <w:spacing w:before="240" w:after="0" w:line="276" w:lineRule="auto"/>
         <w:jc w:val="both"/>
         <w:rPr>
           <w:rFonts w:ascii="Times New Roman" w:hAnsi="Times New Roman" w:cs="Times New Roman"/>
@@ -1866,7 +2058,71 @@
           <w:sz w:val="24"/>
           <w:szCs w:val="24"/>
         </w:rPr>
-        <w:t>The LIAR dataset is a benchmark dataset for detecting fabricated news. It contains 12,836 labeled short political statements compiled from Politifact, a fact-checking web site. All statements are annotated into one of six levels of truthfulness:</w:t>
+        <w:t xml:space="preserve">The LIAR dataset is a benchmark dataset for </w:t>
+      </w:r>
+      <w:r>
+        <w:rPr>
+          <w:rFonts w:ascii="Times New Roman" w:hAnsi="Times New Roman" w:cs="Times New Roman"/>
+          <w:sz w:val="24"/>
+          <w:szCs w:val="24"/>
+        </w:rPr>
+        <w:t>fake</w:t>
+      </w:r>
+      <w:r>
+        <w:rPr>
+          <w:rFonts w:ascii="Times New Roman" w:hAnsi="Times New Roman" w:cs="Times New Roman"/>
+          <w:sz w:val="24"/>
+          <w:szCs w:val="24"/>
+        </w:rPr>
+        <w:t xml:space="preserve"> news</w:t>
+      </w:r>
+      <w:r>
+        <w:rPr>
+          <w:rFonts w:ascii="Times New Roman" w:hAnsi="Times New Roman" w:cs="Times New Roman"/>
+          <w:sz w:val="24"/>
+          <w:szCs w:val="24"/>
+        </w:rPr>
+        <w:t xml:space="preserve"> detection</w:t>
+      </w:r>
+      <w:r>
+        <w:rPr>
+          <w:rFonts w:ascii="Times New Roman" w:hAnsi="Times New Roman" w:cs="Times New Roman"/>
+          <w:sz w:val="24"/>
+          <w:szCs w:val="24"/>
+        </w:rPr>
+        <w:t xml:space="preserve">. It </w:t>
+      </w:r>
+      <w:r>
+        <w:rPr>
+          <w:rFonts w:ascii="Times New Roman" w:hAnsi="Times New Roman" w:cs="Times New Roman"/>
+          <w:sz w:val="24"/>
+          <w:szCs w:val="24"/>
+        </w:rPr>
+        <w:t>includes</w:t>
+      </w:r>
+      <w:r>
+        <w:rPr>
+          <w:rFonts w:ascii="Times New Roman" w:hAnsi="Times New Roman" w:cs="Times New Roman"/>
+          <w:sz w:val="24"/>
+          <w:szCs w:val="24"/>
+        </w:rPr>
+        <w:t xml:space="preserve"> 12,836 labeled short political statements </w:t>
+      </w:r>
+      <w:r>
+        <w:rPr>
+          <w:rFonts w:ascii="Times New Roman" w:hAnsi="Times New Roman" w:cs="Times New Roman"/>
+          <w:sz w:val="24"/>
+          <w:szCs w:val="24"/>
+        </w:rPr>
+        <w:t>collected</w:t>
+      </w:r>
+      <w:r>
+        <w:rPr>
+          <w:rFonts w:ascii="Times New Roman" w:hAnsi="Times New Roman" w:cs="Times New Roman"/>
+          <w:sz w:val="24"/>
+          <w:szCs w:val="24"/>
+        </w:rPr>
+        <w:t xml:space="preserve"> from Politifact, a fact-checking web site. All statements are annotated into one of six levels of truthfulness:</w:t>
       </w:r>
     </w:p>
     <w:p>
@@ -2270,28 +2526,6 @@
         </w:rPr>
         <w:t>Split dataset into training, validation, and test sets.</w:t>
       </w:r>
-    </w:p>
-    <w:p>
-      <w:pPr>
-        <w:spacing w:after="0" w:line="276" w:lineRule="auto"/>
-        <w:jc w:val="both"/>
-        <w:rPr>
-          <w:rFonts w:ascii="Times New Roman" w:hAnsi="Times New Roman" w:cs="Times New Roman"/>
-          <w:sz w:val="24"/>
-          <w:szCs w:val="24"/>
-        </w:rPr>
-      </w:pPr>
-    </w:p>
-    <w:p>
-      <w:pPr>
-        <w:spacing w:after="0" w:line="276" w:lineRule="auto"/>
-        <w:jc w:val="both"/>
-        <w:rPr>
-          <w:rFonts w:ascii="Times New Roman" w:hAnsi="Times New Roman" w:cs="Times New Roman"/>
-          <w:sz w:val="24"/>
-          <w:szCs w:val="24"/>
-        </w:rPr>
-      </w:pPr>
     </w:p>
     <w:p>
       <w:pPr>
@@ -5069,6 +5303,23 @@
       </w:tblBorders>
     </w:tblPr>
   </w:style>
+  <w:style w:type="paragraph" w:styleId="NormalWeb">
+    <w:name w:val="Normal (Web)"/>
+    <w:basedOn w:val="Normal"/>
+    <w:uiPriority w:val="99"/>
+    <w:semiHidden/>
+    <w:unhideWhenUsed/>
+    <w:rsid w:val="00E75F72"/>
+    <w:pPr>
+      <w:spacing w:before="100" w:beforeAutospacing="1" w:after="100" w:afterAutospacing="1" w:line="240" w:lineRule="auto"/>
+    </w:pPr>
+    <w:rPr>
+      <w:rFonts w:ascii="Times New Roman" w:eastAsia="Times New Roman" w:hAnsi="Times New Roman" w:cs="Times New Roman"/>
+      <w:sz w:val="24"/>
+      <w:szCs w:val="24"/>
+      <w:lang w:val="en-IN" w:eastAsia="en-GB"/>
+    </w:rPr>
+  </w:style>
 </w:styles>
 </file>
 
